--- a/zhs/docx/091.content.docx
+++ b/zhs/docx/091.content.docx
@@ -224,77 +224,41 @@
         </w:rPr>
         <w:t>，他拥有完全的</w:t>
       </w:r>
-      <w:hyperlink r:id="rId13">
-        <w:r>
-          <w:rPr>
-            <w:lang w:val="zh_CN" w:bidi="zh_CN"/>
-          </w:rPr>
-          <w:rPr>
-            <w:color w:val="0000EE"/>
-            <w:u w:val="single"/>
-          </w:rPr>
-          <w:t>权柄</w:t>
-        </w:r>
-      </w:hyperlink>
+      <w:r>
+        <w:rPr>
+          <w:lang w:val="zh_CN" w:bidi="zh_CN"/>
+        </w:rPr>
+        <w:t>权柄</w:t>
+      </w:r>
       <w:r>
         <w:rPr>
           <w:lang w:val="zh_CN" w:bidi="zh_CN"/>
         </w:rPr>
         <w:t>，人们应该尊重他。 当你称呼某人为"主"时，你是在说这个人对你有权柄。 在圣经中，我们听到人们称他们的</w:t>
       </w:r>
-      <w:hyperlink r:id="rId14">
-        <w:r>
-          <w:rPr>
-            <w:lang w:val="zh_CN" w:bidi="zh_CN"/>
-          </w:rPr>
-          <w:rPr>
-            <w:color w:val="0000EE"/>
-            <w:u w:val="single"/>
-          </w:rPr>
-          <w:t>王</w:t>
-        </w:r>
-      </w:hyperlink>
+      <w:r>
+        <w:rPr>
+          <w:lang w:val="zh_CN" w:bidi="zh_CN"/>
+        </w:rPr>
+        <w:t>王</w:t>
+      </w:r>
       <w:r>
         <w:rPr>
           <w:lang w:val="zh_CN" w:bidi="zh_CN"/>
         </w:rPr>
         <w:t>为主；</w:t>
       </w:r>
-      <w:hyperlink r:id="rId15">
-        <w:r>
-          <w:rPr>
-            <w:lang w:val="zh_CN" w:bidi="zh_CN"/>
-          </w:rPr>
-          <w:rPr>
-            <w:color w:val="0000EE"/>
-            <w:u w:val="single"/>
-          </w:rPr>
-          <w:t>奴隶</w:t>
-        </w:r>
-      </w:hyperlink>
-      <w:r>
-        <w:rPr>
-          <w:lang w:val="zh_CN" w:bidi="zh_CN"/>
-        </w:rPr>
-        <w:t>称他们的</w:t>
-      </w:r>
-      <w:hyperlink r:id="rId16">
-        <w:r>
-          <w:rPr>
-            <w:lang w:val="zh_CN" w:bidi="zh_CN"/>
-          </w:rPr>
-          <w:rPr>
-            <w:color w:val="0000EE"/>
-            <w:u w:val="single"/>
-          </w:rPr>
-          <w:t>主人</w:t>
-        </w:r>
-      </w:hyperlink>
-      <w:r>
-        <w:rPr>
-          <w:lang w:val="zh_CN" w:bidi="zh_CN"/>
-        </w:rPr>
-        <w:t>为主；有时一个妻子称她的丈夫为主。</w:t>
+      <w:r>
+        <w:rPr>
+          <w:lang w:val="zh_CN" w:bidi="zh_CN"/>
+        </w:rPr>
+        <w:t>奴隶</w:t>
+      </w:r>
+      <w:r>
+        <w:rPr>
+          <w:lang w:val="zh_CN" w:bidi="zh_CN"/>
+        </w:rPr>
+        <w:t>称他们的主人为主；有时一个妻子称她的丈夫为主。</w:t>
       </w:r>
     </w:p>
     <w:p>
@@ -324,18 +288,12 @@
         </w:rPr>
         <w:t>在新约中，当</w:t>
       </w:r>
-      <w:hyperlink r:id="rId17">
-        <w:r>
-          <w:rPr>
-            <w:lang w:val="zh_CN" w:bidi="zh_CN"/>
-          </w:rPr>
-          <w:rPr>
-            <w:color w:val="0000EE"/>
-            <w:u w:val="single"/>
-          </w:rPr>
-          <w:t>以色列</w:t>
-        </w:r>
-      </w:hyperlink>
+      <w:r>
+        <w:rPr>
+          <w:lang w:val="zh_CN" w:bidi="zh_CN"/>
+        </w:rPr>
+        <w:t>以色列</w:t>
+      </w:r>
       <w:r>
         <w:rPr>
           <w:lang w:val="zh_CN" w:bidi="zh_CN"/>
@@ -356,18 +314,12 @@
         </w:rPr>
         <w:t>当耶稣</w:t>
       </w:r>
-      <w:hyperlink r:id="rId18">
-        <w:r>
-          <w:rPr>
-            <w:lang w:val="zh_CN" w:bidi="zh_CN"/>
-          </w:rPr>
-          <w:rPr>
-            <w:color w:val="0000EE"/>
-            <w:u w:val="single"/>
-          </w:rPr>
-          <w:t>复活</w:t>
-        </w:r>
-      </w:hyperlink>
+      <w:r>
+        <w:rPr>
+          <w:lang w:val="zh_CN" w:bidi="zh_CN"/>
+        </w:rPr>
+        <w:t>复活</w:t>
+      </w:r>
       <w:r>
         <w:rPr>
           <w:lang w:val="zh_CN" w:bidi="zh_CN"/>
@@ -470,7 +422,7 @@
           <w:lang w:val="zh_CN" w:bidi="zh_CN"/>
         </w:rPr>
       </w:r>
-      <w:hyperlink r:id="rId19">
+      <w:hyperlink r:id="rId13">
         <w:r>
           <w:rPr>
             <w:lang w:val="zh_CN" w:bidi="zh_CN"/>
@@ -549,18 +501,12 @@
         </w:rPr>
         <w:t>指的是神自己。 这是</w:t>
       </w:r>
-      <w:hyperlink r:id="rId20">
-        <w:r>
-          <w:rPr>
-            <w:lang w:val="zh_CN" w:bidi="zh_CN"/>
-          </w:rPr>
-          <w:rPr>
-            <w:color w:val="0000EE"/>
-            <w:u w:val="single"/>
-          </w:rPr>
-          <w:t>犹太人</w:t>
-        </w:r>
-      </w:hyperlink>
+      <w:r>
+        <w:rPr>
+          <w:lang w:val="zh_CN" w:bidi="zh_CN"/>
+        </w:rPr>
+        <w:t>犹太人</w:t>
+      </w:r>
       <w:r>
         <w:rPr>
           <w:lang w:val="zh_CN" w:bidi="zh_CN"/>
@@ -620,7 +566,7 @@
           <w:lang w:val="zh_CN" w:bidi="zh_CN"/>
         </w:rPr>
       </w:r>
-      <w:hyperlink r:id="rId19">
+      <w:hyperlink r:id="rId13">
         <w:r>
           <w:rPr>
             <w:lang w:val="zh_CN" w:bidi="zh_CN"/>
@@ -701,54 +647,24 @@
           <w:lang w:val="zh_CN" w:bidi="zh_CN"/>
         </w:rPr>
       </w:r>
-      <w:hyperlink r:id="rId20">
-        <w:r>
-          <w:rPr>
-            <w:lang w:val="zh_CN" w:bidi="zh_CN"/>
-          </w:rPr>
-          <w:rPr>
-            <w:color w:val="0000EE"/>
-            <w:u w:val="single"/>
-          </w:rPr>
-          <w:t>犹太人</w:t>
-        </w:r>
-      </w:hyperlink>
-      <w:r>
-        <w:rPr>
-          <w:lang w:val="zh_CN" w:bidi="zh_CN"/>
-        </w:rPr>
-        <w:t>每年都会庆祝一个特别的节日，他们称之为"住棚节"或"</w:t>
-      </w:r>
-      <w:hyperlink r:id="rId21">
-        <w:r>
-          <w:rPr>
-            <w:lang w:val="zh_CN" w:bidi="zh_CN"/>
-          </w:rPr>
-          <w:rPr>
-            <w:color w:val="0000EE"/>
-            <w:u w:val="single"/>
-          </w:rPr>
-          <w:t>帐篷节</w:t>
-        </w:r>
-      </w:hyperlink>
-      <w:r>
-        <w:rPr>
-          <w:lang w:val="zh_CN" w:bidi="zh_CN"/>
-        </w:rPr>
-        <w:t>"。 在这个节日期间，犹太人在他们的花园或房屋的屋顶上建造棚子或帐篷，并在这些帐篷中生活七天。 这提醒人们，很久以前，在摩西时代，神将他们的祖先从埃及解放出来，他们曾在</w:t>
-      </w:r>
-      <w:hyperlink r:id="rId22">
-        <w:r>
-          <w:rPr>
-            <w:lang w:val="zh_CN" w:bidi="zh_CN"/>
-          </w:rPr>
-          <w:rPr>
-            <w:color w:val="0000EE"/>
-            <w:u w:val="single"/>
-          </w:rPr>
-          <w:t>旷野</w:t>
-        </w:r>
-      </w:hyperlink>
+      <w:r>
+        <w:rPr>
+          <w:lang w:val="zh_CN" w:bidi="zh_CN"/>
+        </w:rPr>
+        <w:t>犹太人</w:t>
+      </w:r>
+      <w:r>
+        <w:rPr>
+          <w:lang w:val="zh_CN" w:bidi="zh_CN"/>
+        </w:rPr>
+        <w:t>每年都会庆祝一个特别的节日，他们称之为"住棚节"或"帐篷节"。 在这个节日期间，犹太人在他们的花园或房屋的屋顶上建造棚子或帐篷，并在这些帐篷中生活七天。 这提醒人们，很久以前，在摩西时代，神将他们的祖先从埃及解放出来，他们曾在</w:t>
+      </w:r>
+      <w:r>
+        <w:rPr>
+          <w:lang w:val="zh_CN" w:bidi="zh_CN"/>
+        </w:rPr>
+        <w:t>旷野</w:t>
+      </w:r>
       <w:r>
         <w:rPr>
           <w:lang w:val="zh_CN" w:bidi="zh_CN"/>
@@ -808,7 +724,7 @@
           <w:lang w:val="zh_CN" w:bidi="zh_CN"/>
         </w:rPr>
       </w:r>
-      <w:hyperlink r:id="rId19">
+      <w:hyperlink r:id="rId13">
         <w:r>
           <w:rPr>
             <w:lang w:val="zh_CN" w:bidi="zh_CN"/>
@@ -914,18 +830,12 @@
         </w:rPr>
         <w:t>的话时，他们是在</w:t>
       </w:r>
-      <w:hyperlink r:id="rId23">
-        <w:r>
-          <w:rPr>
-            <w:lang w:val="zh_CN" w:bidi="zh_CN"/>
-          </w:rPr>
-          <w:rPr>
-            <w:color w:val="0000EE"/>
-            <w:u w:val="single"/>
-          </w:rPr>
-          <w:t>祷告</w:t>
-        </w:r>
-      </w:hyperlink>
+      <w:r>
+        <w:rPr>
+          <w:lang w:val="zh_CN" w:bidi="zh_CN"/>
+        </w:rPr>
+        <w:t>祷告</w:t>
+      </w:r>
       <w:r>
         <w:rPr>
           <w:lang w:val="zh_CN" w:bidi="zh_CN"/>
@@ -944,25 +854,7 @@
         <w:rPr>
           <w:lang w:val="zh_CN" w:bidi="zh_CN"/>
         </w:rPr>
-        <w:t>当人们祝福神时，这意味着他们是在</w:t>
-      </w:r>
-      <w:hyperlink r:id="rId24">
-        <w:r>
-          <w:rPr>
-            <w:lang w:val="zh_CN" w:bidi="zh_CN"/>
-          </w:rPr>
-          <w:rPr>
-            <w:color w:val="0000EE"/>
-            <w:u w:val="single"/>
-          </w:rPr>
-          <w:t>敬拜</w:t>
-        </w:r>
-      </w:hyperlink>
-      <w:r>
-        <w:rPr>
-          <w:lang w:val="zh_CN" w:bidi="zh_CN"/>
-        </w:rPr>
-        <w:t>神，并为祂的良善和祝福而感恩。</w:t>
+        <w:t>当人们祝福神时，这意味着他们是在敬拜神，并为祂的良善和祝福而感恩。</w:t>
       </w:r>
     </w:p>
     <w:p>
@@ -1019,59 +911,17 @@
         </w:rPr>
         <w:t>祝福的反面是</w:t>
       </w:r>
-      <w:hyperlink r:id="rId25">
-        <w:r>
-          <w:rPr>
-            <w:lang w:val="zh_CN" w:bidi="zh_CN"/>
-          </w:rPr>
-          <w:rPr>
-            <w:color w:val="0000EE"/>
-            <w:u w:val="single"/>
-          </w:rPr>
-          <w:t>咒诅</w:t>
-        </w:r>
-      </w:hyperlink>
-      <w:r>
-        <w:rPr>
-          <w:lang w:val="zh_CN" w:bidi="zh_CN"/>
-        </w:rPr>
-        <w:t>。藉著摩西，神告诉</w:t>
-      </w:r>
-      <w:hyperlink r:id="rId26">
-        <w:r>
-          <w:rPr>
-            <w:lang w:val="zh_CN" w:bidi="zh_CN"/>
-          </w:rPr>
-          <w:rPr>
-            <w:color w:val="0000EE"/>
-            <w:u w:val="single"/>
-          </w:rPr>
-          <w:t>以色列人</w:t>
-        </w:r>
-      </w:hyperlink>
-      <w:r>
-        <w:rPr>
-          <w:lang w:val="zh_CN" w:bidi="zh_CN"/>
-        </w:rPr>
-        <w:t>，如果他们遵守神的诫命，神就会祝福他们。但是如果他们不顺服神，神就会咒诅他们。神不保守那些被咒诅的人，那些被咒诅的人不会与神保持良好的</w:t>
-      </w:r>
-      <w:hyperlink r:id="rId27">
-        <w:r>
-          <w:rPr>
-            <w:lang w:val="zh_CN" w:bidi="zh_CN"/>
-          </w:rPr>
-          <w:rPr>
-            <w:color w:val="0000EE"/>
-            <w:u w:val="single"/>
-          </w:rPr>
-          <w:t>关系</w:t>
-        </w:r>
-      </w:hyperlink>
-      <w:r>
-        <w:rPr>
-          <w:lang w:val="zh_CN" w:bidi="zh_CN"/>
-        </w:rPr>
-        <w:t>。</w:t>
+      <w:r>
+        <w:rPr>
+          <w:lang w:val="zh_CN" w:bidi="zh_CN"/>
+        </w:rPr>
+        <w:t>咒诅</w:t>
+      </w:r>
+      <w:r>
+        <w:rPr>
+          <w:lang w:val="zh_CN" w:bidi="zh_CN"/>
+        </w:rPr>
+        <w:t>。藉著摩西，神告诉以色列人，如果他们遵守神的诫命，神就会祝福他们。但是如果他们不顺服神，神就会咒诅他们。神不保守那些被咒诅的人，那些被咒诅的人不会与神保持良好的关系。</w:t>
       </w:r>
       <w:r>
         <w:rPr>
@@ -1126,7 +976,7 @@
           <w:lang w:val="zh_CN" w:bidi="zh_CN"/>
         </w:rPr>
       </w:r>
-      <w:hyperlink r:id="rId19">
+      <w:hyperlink r:id="rId13">
         <w:r>
           <w:rPr>
             <w:lang w:val="zh_CN" w:bidi="zh_CN"/>

--- a/zhs/docx/091.content.docx
+++ b/zhs/docx/091.content.docx
@@ -396,23 +396,12 @@
         <w:rPr>
           <w:lang w:val="zh_CN" w:bidi="zh_CN"/>
         </w:rPr>
-        <w:t>主</w:t>
-      </w:r>
-      <w:r>
-        <w:rPr>
-          <w:lang w:val="zh_CN" w:bidi="zh_CN"/>
-        </w:rPr>
-      </w:r>
-    </w:p>
-    <w:p>
-      <w:pPr>
-        <w:pStyle w:val="Heading4"/>
-      </w:pPr>
-      <w:r>
-        <w:rPr>
-          <w:lang w:val="zh_CN" w:bidi="zh_CN"/>
-        </w:rPr>
-        <w:t>Audio Content</w:t>
+        <w:t>主、耶和华</w:t>
+      </w:r>
+      <w:r>
+        <w:rPr>
+          <w:lang w:val="zh_CN" w:bidi="zh_CN"/>
+        </w:rPr>
       </w:r>
     </w:p>
     <w:p>
@@ -422,23 +411,36 @@
           <w:lang w:val="zh_CN" w:bidi="zh_CN"/>
         </w:rPr>
       </w:r>
-      <w:hyperlink r:id="rId13">
-        <w:r>
-          <w:rPr>
-            <w:lang w:val="zh_CN" w:bidi="zh_CN"/>
-          </w:rPr>
-          <w:rPr>
-            <w:color w:val="0000EE"/>
-            <w:u w:val="single"/>
-          </w:rPr>
-          <w:t>mp3 file</w:t>
-        </w:r>
-      </w:hyperlink>
-      <w:r>
-        <w:rPr>
-          <w:lang w:val="zh_CN" w:bidi="zh_CN"/>
-        </w:rPr>
-        <w:t xml:space="preserve"> (None KB)</w:t>
+      <w:r>
+        <w:rPr>
+          <w:lang w:val="zh_CN" w:bidi="zh_CN"/>
+        </w:rPr>
+        <w:t>在新约中的某些情况下，</w:t>
+      </w:r>
+      <w:r>
+        <w:rPr>
+          <w:b/>
+          <w:lang w:val="zh_CN" w:bidi="zh_CN"/>
+        </w:rPr>
+        <w:t>主</w:t>
+      </w:r>
+      <w:r>
+        <w:rPr>
+          <w:lang w:val="zh_CN" w:bidi="zh_CN"/>
+        </w:rPr>
+        <w:t>指的是神自己。 这是</w:t>
+      </w:r>
+      <w:r>
+        <w:rPr>
+          <w:lang w:val="zh_CN" w:bidi="zh_CN"/>
+        </w:rPr>
+        <w:t>犹太人</w:t>
+      </w:r>
+      <w:r>
+        <w:rPr>
+          <w:lang w:val="zh_CN" w:bidi="zh_CN"/>
+        </w:rPr>
+        <w:t>在不愿意说出神的名字时对神的称呼，因为他们非常尊重神。</w:t>
       </w:r>
       <w:r>
         <w:rPr>
@@ -467,7 +469,7 @@
         <w:rPr>
           <w:lang w:val="zh_CN" w:bidi="zh_CN"/>
         </w:rPr>
-        <w:t>主、耶和华</w:t>
+        <w:t>住棚、帐篷</w:t>
       </w:r>
       <w:r>
         <w:rPr>
@@ -484,44 +486,16 @@
       </w:r>
       <w:r>
         <w:rPr>
-          <w:lang w:val="zh_CN" w:bidi="zh_CN"/>
-        </w:rPr>
-        <w:t>在新约中的某些情况下，</w:t>
-      </w:r>
-      <w:r>
-        <w:rPr>
           <w:b/>
           <w:lang w:val="zh_CN" w:bidi="zh_CN"/>
         </w:rPr>
-        <w:t>主</w:t>
-      </w:r>
-      <w:r>
-        <w:rPr>
-          <w:lang w:val="zh_CN" w:bidi="zh_CN"/>
-        </w:rPr>
-        <w:t>指的是神自己。 这是</w:t>
-      </w:r>
-      <w:r>
-        <w:rPr>
-          <w:lang w:val="zh_CN" w:bidi="zh_CN"/>
-        </w:rPr>
-        <w:t>犹太人</w:t>
-      </w:r>
-      <w:r>
-        <w:rPr>
-          <w:lang w:val="zh_CN" w:bidi="zh_CN"/>
-        </w:rPr>
-        <w:t>在不愿意说出神的名字时对神的称呼，因为他们非常尊重神。</w:t>
-      </w:r>
-      <w:r>
-        <w:rPr>
-          <w:lang w:val="zh_CN" w:bidi="zh_CN"/>
-        </w:rPr>
-      </w:r>
-      <w:r>
-        <w:rPr>
-          <w:lang w:val="zh_CN" w:bidi="zh_CN"/>
-        </w:rPr>
+        <w:t>住棚</w:t>
+      </w:r>
+      <w:r>
+        <w:rPr>
+          <w:lang w:val="zh_CN" w:bidi="zh_CN"/>
+        </w:rPr>
+        <w:t>是人们为短期居住而建造的临时建筑。 人们用树枝和树叶做成帐篷。</w:t>
       </w:r>
     </w:p>
     <w:p>
@@ -531,32 +505,39 @@
           <w:lang w:val="zh_CN" w:bidi="zh_CN"/>
         </w:rPr>
       </w:r>
-    </w:p>
-    <w:p>
-      <w:pPr>
-        <w:pStyle w:val="Heading2"/>
-      </w:pPr>
-      <w:r>
-        <w:rPr>
-          <w:lang w:val="zh_CN" w:bidi="zh_CN"/>
-        </w:rPr>
-        <w:t>主、耶和华</w:t>
-      </w:r>
-      <w:r>
-        <w:rPr>
-          <w:lang w:val="zh_CN" w:bidi="zh_CN"/>
-        </w:rPr>
-      </w:r>
-    </w:p>
-    <w:p>
-      <w:pPr>
-        <w:pStyle w:val="Heading4"/>
-      </w:pPr>
-      <w:r>
-        <w:rPr>
-          <w:lang w:val="zh_CN" w:bidi="zh_CN"/>
-        </w:rPr>
-        <w:t>Audio Content</w:t>
+      <w:r>
+        <w:rPr>
+          <w:lang w:val="zh_CN" w:bidi="zh_CN"/>
+        </w:rPr>
+        <w:t>犹太人</w:t>
+      </w:r>
+      <w:r>
+        <w:rPr>
+          <w:lang w:val="zh_CN" w:bidi="zh_CN"/>
+        </w:rPr>
+        <w:t>每年都会庆祝一个特别的节日，他们称之为"住棚节"或"帐篷节"。 在这个节日期间，犹太人在他们的花园或房屋的屋顶上建造棚子或帐篷，并在这些帐篷中生活七天。 这提醒人们，很久以前，在摩西时代，神将他们的祖先从埃及解放出来，他们曾在</w:t>
+      </w:r>
+      <w:r>
+        <w:rPr>
+          <w:lang w:val="zh_CN" w:bidi="zh_CN"/>
+        </w:rPr>
+        <w:t>旷野</w:t>
+      </w:r>
+      <w:r>
+        <w:rPr>
+          <w:lang w:val="zh_CN" w:bidi="zh_CN"/>
+        </w:rPr>
+        <w:t>流浪多年，直到他们定居在神应许赐给他们的国家。 帐篷或临时家园提醒犹太人，他们的祖先在流浪的岁月里没有永久的住处。</w:t>
+      </w:r>
+      <w:r>
+        <w:rPr>
+          <w:lang w:val="zh_CN" w:bidi="zh_CN"/>
+        </w:rPr>
+      </w:r>
+      <w:r>
+        <w:rPr>
+          <w:lang w:val="zh_CN" w:bidi="zh_CN"/>
+        </w:rPr>
       </w:r>
     </w:p>
     <w:p>
@@ -566,28 +547,16 @@
           <w:lang w:val="zh_CN" w:bidi="zh_CN"/>
         </w:rPr>
       </w:r>
-      <w:hyperlink r:id="rId13">
-        <w:r>
-          <w:rPr>
-            <w:lang w:val="zh_CN" w:bidi="zh_CN"/>
-          </w:rPr>
-          <w:rPr>
-            <w:color w:val="0000EE"/>
-            <w:u w:val="single"/>
-          </w:rPr>
-          <w:t>mp3 file</w:t>
-        </w:r>
-      </w:hyperlink>
-      <w:r>
-        <w:rPr>
-          <w:lang w:val="zh_CN" w:bidi="zh_CN"/>
-        </w:rPr>
-        <w:t xml:space="preserve"> (None KB)</w:t>
-      </w:r>
-      <w:r>
-        <w:rPr>
-          <w:lang w:val="zh_CN" w:bidi="zh_CN"/>
-        </w:rPr>
+    </w:p>
+    <w:p>
+      <w:pPr>
+        <w:pStyle w:val="Heading2"/>
+      </w:pPr>
+      <w:r>
+        <w:rPr>
+          <w:lang w:val="zh_CN" w:bidi="zh_CN"/>
+        </w:rPr>
+        <w:t>祝福</w:t>
       </w:r>
       <w:r>
         <w:rPr>
@@ -602,21 +571,24 @@
           <w:lang w:val="zh_CN" w:bidi="zh_CN"/>
         </w:rPr>
       </w:r>
-    </w:p>
-    <w:p>
-      <w:pPr>
-        <w:pStyle w:val="Heading2"/>
-      </w:pPr>
-      <w:r>
-        <w:rPr>
-          <w:lang w:val="zh_CN" w:bidi="zh_CN"/>
-        </w:rPr>
-        <w:t>住棚、帐篷</w:t>
-      </w:r>
-      <w:r>
-        <w:rPr>
-          <w:lang w:val="zh_CN" w:bidi="zh_CN"/>
-        </w:rPr>
+      <w:r>
+        <w:rPr>
+          <w:lang w:val="zh_CN" w:bidi="zh_CN"/>
+        </w:rPr>
+        <w:t>当神</w:t>
+      </w:r>
+      <w:r>
+        <w:rPr>
+          <w:b/>
+          <w:lang w:val="zh_CN" w:bidi="zh_CN"/>
+        </w:rPr>
+        <w:t>祝福</w:t>
+      </w:r>
+      <w:r>
+        <w:rPr>
+          <w:lang w:val="zh_CN" w:bidi="zh_CN"/>
+        </w:rPr>
+        <w:t>一个人时，神是在做、或者应许要做使那人得益处的事。</w:t>
       </w:r>
     </w:p>
     <w:p>
@@ -628,16 +600,34 @@
       </w:r>
       <w:r>
         <w:rPr>
+          <w:lang w:val="zh_CN" w:bidi="zh_CN"/>
+        </w:rPr>
+        <w:t>当一个人为另一个人说</w:t>
+      </w:r>
+      <w:r>
+        <w:rPr>
           <w:b/>
           <w:lang w:val="zh_CN" w:bidi="zh_CN"/>
         </w:rPr>
-        <w:t>住棚</w:t>
-      </w:r>
-      <w:r>
-        <w:rPr>
-          <w:lang w:val="zh_CN" w:bidi="zh_CN"/>
-        </w:rPr>
-        <w:t>是人们为短期居住而建造的临时建筑。 人们用树枝和树叶做成帐篷。</w:t>
+        <w:t>祝福</w:t>
+      </w:r>
+      <w:r>
+        <w:rPr>
+          <w:lang w:val="zh_CN" w:bidi="zh_CN"/>
+        </w:rPr>
+        <w:t>的话时，他们是在</w:t>
+      </w:r>
+      <w:r>
+        <w:rPr>
+          <w:lang w:val="zh_CN" w:bidi="zh_CN"/>
+        </w:rPr>
+        <w:t>祷告</w:t>
+      </w:r>
+      <w:r>
+        <w:rPr>
+          <w:lang w:val="zh_CN" w:bidi="zh_CN"/>
+        </w:rPr>
+        <w:t>神为这个人做美好的事。</w:t>
       </w:r>
     </w:p>
     <w:p>
@@ -651,35 +641,7 @@
         <w:rPr>
           <w:lang w:val="zh_CN" w:bidi="zh_CN"/>
         </w:rPr>
-        <w:t>犹太人</w:t>
-      </w:r>
-      <w:r>
-        <w:rPr>
-          <w:lang w:val="zh_CN" w:bidi="zh_CN"/>
-        </w:rPr>
-        <w:t>每年都会庆祝一个特别的节日，他们称之为"住棚节"或"帐篷节"。 在这个节日期间，犹太人在他们的花园或房屋的屋顶上建造棚子或帐篷，并在这些帐篷中生活七天。 这提醒人们，很久以前，在摩西时代，神将他们的祖先从埃及解放出来，他们曾在</w:t>
-      </w:r>
-      <w:r>
-        <w:rPr>
-          <w:lang w:val="zh_CN" w:bidi="zh_CN"/>
-        </w:rPr>
-        <w:t>旷野</w:t>
-      </w:r>
-      <w:r>
-        <w:rPr>
-          <w:lang w:val="zh_CN" w:bidi="zh_CN"/>
-        </w:rPr>
-        <w:t>流浪多年，直到他们定居在神应许赐给他们的国家。 帐篷或临时家园提醒犹太人，他们的祖先在流浪的岁月里没有永久的住处。</w:t>
-      </w:r>
-      <w:r>
-        <w:rPr>
-          <w:lang w:val="zh_CN" w:bidi="zh_CN"/>
-        </w:rPr>
-      </w:r>
-      <w:r>
-        <w:rPr>
-          <w:lang w:val="zh_CN" w:bidi="zh_CN"/>
-        </w:rPr>
+        <w:t>当人们祝福神时，这意味着他们是在敬拜神，并为祂的良善和祝福而感恩。</w:t>
       </w:r>
     </w:p>
     <w:p>
@@ -689,32 +651,11 @@
           <w:lang w:val="zh_CN" w:bidi="zh_CN"/>
         </w:rPr>
       </w:r>
-    </w:p>
-    <w:p>
-      <w:pPr>
-        <w:pStyle w:val="Heading2"/>
-      </w:pPr>
-      <w:r>
-        <w:rPr>
-          <w:lang w:val="zh_CN" w:bidi="zh_CN"/>
-        </w:rPr>
-        <w:t>住棚、帐篷</w:t>
-      </w:r>
-      <w:r>
-        <w:rPr>
-          <w:lang w:val="zh_CN" w:bidi="zh_CN"/>
-        </w:rPr>
-      </w:r>
-    </w:p>
-    <w:p>
-      <w:pPr>
-        <w:pStyle w:val="Heading4"/>
-      </w:pPr>
-      <w:r>
-        <w:rPr>
-          <w:lang w:val="zh_CN" w:bidi="zh_CN"/>
-        </w:rPr>
-        <w:t>Audio Content</w:t>
+      <w:r>
+        <w:rPr>
+          <w:lang w:val="zh_CN" w:bidi="zh_CN"/>
+        </w:rPr>
+        <w:t>当人们祝福某物时（比如食物），这意味着他们在为它而感谢神。</w:t>
       </w:r>
     </w:p>
     <w:p>
@@ -724,33 +665,24 @@
           <w:lang w:val="zh_CN" w:bidi="zh_CN"/>
         </w:rPr>
       </w:r>
-      <w:hyperlink r:id="rId13">
-        <w:r>
-          <w:rPr>
-            <w:lang w:val="zh_CN" w:bidi="zh_CN"/>
-          </w:rPr>
-          <w:rPr>
-            <w:color w:val="0000EE"/>
-            <w:u w:val="single"/>
-          </w:rPr>
-          <w:t>mp3 file</w:t>
-        </w:r>
-      </w:hyperlink>
-      <w:r>
-        <w:rPr>
-          <w:lang w:val="zh_CN" w:bidi="zh_CN"/>
-        </w:rPr>
-        <w:t xml:space="preserve"> (None KB)</w:t>
-      </w:r>
-      <w:r>
-        <w:rPr>
-          <w:lang w:val="zh_CN" w:bidi="zh_CN"/>
-        </w:rPr>
-      </w:r>
-      <w:r>
-        <w:rPr>
-          <w:lang w:val="zh_CN" w:bidi="zh_CN"/>
-        </w:rPr>
+      <w:r>
+        <w:rPr>
+          <w:lang w:val="zh_CN" w:bidi="zh_CN"/>
+        </w:rPr>
+        <w:t>当你称某人为有</w:t>
+      </w:r>
+      <w:r>
+        <w:rPr>
+          <w:b/>
+          <w:lang w:val="zh_CN" w:bidi="zh_CN"/>
+        </w:rPr>
+        <w:t>福</w:t>
+      </w:r>
+      <w:r>
+        <w:rPr>
+          <w:lang w:val="zh_CN" w:bidi="zh_CN"/>
+        </w:rPr>
+        <w:t>时，你的意思是说其他人可以祝贺这个人。其他人可以为那些人高兴，因为神已经祝福了他们。</w:t>
       </w:r>
     </w:p>
     <w:p>
@@ -760,151 +692,6 @@
           <w:lang w:val="zh_CN" w:bidi="zh_CN"/>
         </w:rPr>
       </w:r>
-    </w:p>
-    <w:p>
-      <w:pPr>
-        <w:pStyle w:val="Heading2"/>
-      </w:pPr>
-      <w:r>
-        <w:rPr>
-          <w:lang w:val="zh_CN" w:bidi="zh_CN"/>
-        </w:rPr>
-        <w:t>祝福</w:t>
-      </w:r>
-      <w:r>
-        <w:rPr>
-          <w:lang w:val="zh_CN" w:bidi="zh_CN"/>
-        </w:rPr>
-      </w:r>
-    </w:p>
-    <w:p>
-      <w:pPr/>
-      <w:r>
-        <w:rPr>
-          <w:lang w:val="zh_CN" w:bidi="zh_CN"/>
-        </w:rPr>
-      </w:r>
-      <w:r>
-        <w:rPr>
-          <w:lang w:val="zh_CN" w:bidi="zh_CN"/>
-        </w:rPr>
-        <w:t>当神</w:t>
-      </w:r>
-      <w:r>
-        <w:rPr>
-          <w:b/>
-          <w:lang w:val="zh_CN" w:bidi="zh_CN"/>
-        </w:rPr>
-        <w:t>祝福</w:t>
-      </w:r>
-      <w:r>
-        <w:rPr>
-          <w:lang w:val="zh_CN" w:bidi="zh_CN"/>
-        </w:rPr>
-        <w:t>一个人时，神是在做、或者应许要做使那人得益处的事。</w:t>
-      </w:r>
-    </w:p>
-    <w:p>
-      <w:pPr/>
-      <w:r>
-        <w:rPr>
-          <w:lang w:val="zh_CN" w:bidi="zh_CN"/>
-        </w:rPr>
-      </w:r>
-      <w:r>
-        <w:rPr>
-          <w:lang w:val="zh_CN" w:bidi="zh_CN"/>
-        </w:rPr>
-        <w:t>当一个人为另一个人说</w:t>
-      </w:r>
-      <w:r>
-        <w:rPr>
-          <w:b/>
-          <w:lang w:val="zh_CN" w:bidi="zh_CN"/>
-        </w:rPr>
-        <w:t>祝福</w:t>
-      </w:r>
-      <w:r>
-        <w:rPr>
-          <w:lang w:val="zh_CN" w:bidi="zh_CN"/>
-        </w:rPr>
-        <w:t>的话时，他们是在</w:t>
-      </w:r>
-      <w:r>
-        <w:rPr>
-          <w:lang w:val="zh_CN" w:bidi="zh_CN"/>
-        </w:rPr>
-        <w:t>祷告</w:t>
-      </w:r>
-      <w:r>
-        <w:rPr>
-          <w:lang w:val="zh_CN" w:bidi="zh_CN"/>
-        </w:rPr>
-        <w:t>神为这个人做美好的事。</w:t>
-      </w:r>
-    </w:p>
-    <w:p>
-      <w:pPr/>
-      <w:r>
-        <w:rPr>
-          <w:lang w:val="zh_CN" w:bidi="zh_CN"/>
-        </w:rPr>
-      </w:r>
-      <w:r>
-        <w:rPr>
-          <w:lang w:val="zh_CN" w:bidi="zh_CN"/>
-        </w:rPr>
-        <w:t>当人们祝福神时，这意味着他们是在敬拜神，并为祂的良善和祝福而感恩。</w:t>
-      </w:r>
-    </w:p>
-    <w:p>
-      <w:pPr/>
-      <w:r>
-        <w:rPr>
-          <w:lang w:val="zh_CN" w:bidi="zh_CN"/>
-        </w:rPr>
-      </w:r>
-      <w:r>
-        <w:rPr>
-          <w:lang w:val="zh_CN" w:bidi="zh_CN"/>
-        </w:rPr>
-        <w:t>当人们祝福某物时（比如食物），这意味着他们在为它而感谢神。</w:t>
-      </w:r>
-    </w:p>
-    <w:p>
-      <w:pPr/>
-      <w:r>
-        <w:rPr>
-          <w:lang w:val="zh_CN" w:bidi="zh_CN"/>
-        </w:rPr>
-      </w:r>
-      <w:r>
-        <w:rPr>
-          <w:lang w:val="zh_CN" w:bidi="zh_CN"/>
-        </w:rPr>
-        <w:t>当你称某人为有</w:t>
-      </w:r>
-      <w:r>
-        <w:rPr>
-          <w:b/>
-          <w:lang w:val="zh_CN" w:bidi="zh_CN"/>
-        </w:rPr>
-        <w:t>福</w:t>
-      </w:r>
-      <w:r>
-        <w:rPr>
-          <w:lang w:val="zh_CN" w:bidi="zh_CN"/>
-        </w:rPr>
-        <w:t>时，你的意思是说其他人可以祝贺这个人。其他人可以为那些人高兴，因为神已经祝福了他们。</w:t>
-      </w:r>
-    </w:p>
-    <w:p>
-      <w:pPr/>
-      <w:r>
-        <w:rPr>
-          <w:lang w:val="zh_CN" w:bidi="zh_CN"/>
-        </w:rPr>
-      </w:r>
       <w:r>
         <w:rPr>
           <w:lang w:val="zh_CN" w:bidi="zh_CN"/>
@@ -922,77 +709,6 @@
           <w:lang w:val="zh_CN" w:bidi="zh_CN"/>
         </w:rPr>
         <w:t>。藉著摩西，神告诉以色列人，如果他们遵守神的诫命，神就会祝福他们。但是如果他们不顺服神，神就会咒诅他们。神不保守那些被咒诅的人，那些被咒诅的人不会与神保持良好的关系。</w:t>
-      </w:r>
-      <w:r>
-        <w:rPr>
-          <w:lang w:val="zh_CN" w:bidi="zh_CN"/>
-        </w:rPr>
-      </w:r>
-      <w:r>
-        <w:rPr>
-          <w:lang w:val="zh_CN" w:bidi="zh_CN"/>
-        </w:rPr>
-      </w:r>
-    </w:p>
-    <w:p>
-      <w:pPr/>
-      <w:r>
-        <w:rPr>
-          <w:lang w:val="zh_CN" w:bidi="zh_CN"/>
-        </w:rPr>
-      </w:r>
-    </w:p>
-    <w:p>
-      <w:pPr>
-        <w:pStyle w:val="Heading2"/>
-      </w:pPr>
-      <w:r>
-        <w:rPr>
-          <w:lang w:val="zh_CN" w:bidi="zh_CN"/>
-        </w:rPr>
-        <w:t>祝福</w:t>
-      </w:r>
-      <w:r>
-        <w:rPr>
-          <w:lang w:val="zh_CN" w:bidi="zh_CN"/>
-        </w:rPr>
-      </w:r>
-    </w:p>
-    <w:p>
-      <w:pPr>
-        <w:pStyle w:val="Heading4"/>
-      </w:pPr>
-      <w:r>
-        <w:rPr>
-          <w:lang w:val="zh_CN" w:bidi="zh_CN"/>
-        </w:rPr>
-        <w:t>Audio Content</w:t>
-      </w:r>
-    </w:p>
-    <w:p>
-      <w:pPr/>
-      <w:r>
-        <w:rPr>
-          <w:lang w:val="zh_CN" w:bidi="zh_CN"/>
-        </w:rPr>
-      </w:r>
-      <w:hyperlink r:id="rId13">
-        <w:r>
-          <w:rPr>
-            <w:lang w:val="zh_CN" w:bidi="zh_CN"/>
-          </w:rPr>
-          <w:rPr>
-            <w:color w:val="0000EE"/>
-            <w:u w:val="single"/>
-          </w:rPr>
-          <w:t>mp3 file</w:t>
-        </w:r>
-      </w:hyperlink>
-      <w:r>
-        <w:rPr>
-          <w:lang w:val="zh_CN" w:bidi="zh_CN"/>
-        </w:rPr>
-        <w:t xml:space="preserve"> (None KB)</w:t>
       </w:r>
       <w:r>
         <w:rPr>

--- a/zhs/docx/091.content.docx
+++ b/zhs/docx/091.content.docx
@@ -224,41 +224,77 @@
         </w:rPr>
         <w:t>，他拥有完全的</w:t>
       </w:r>
-      <w:r>
-        <w:rPr>
-          <w:lang w:val="zh_CN" w:bidi="zh_CN"/>
-        </w:rPr>
-        <w:t>权柄</w:t>
-      </w:r>
+      <w:hyperlink r:id="rId13">
+        <w:r>
+          <w:rPr>
+            <w:lang w:val="zh_CN" w:bidi="zh_CN"/>
+          </w:rPr>
+          <w:rPr>
+            <w:color w:val="0000EE"/>
+            <w:u w:val="single"/>
+          </w:rPr>
+          <w:t>权柄</w:t>
+        </w:r>
+      </w:hyperlink>
       <w:r>
         <w:rPr>
           <w:lang w:val="zh_CN" w:bidi="zh_CN"/>
         </w:rPr>
         <w:t>，人们应该尊重他。 当你称呼某人为"主"时，你是在说这个人对你有权柄。 在圣经中，我们听到人们称他们的</w:t>
       </w:r>
-      <w:r>
-        <w:rPr>
-          <w:lang w:val="zh_CN" w:bidi="zh_CN"/>
-        </w:rPr>
-        <w:t>王</w:t>
-      </w:r>
+      <w:hyperlink r:id="rId14">
+        <w:r>
+          <w:rPr>
+            <w:lang w:val="zh_CN" w:bidi="zh_CN"/>
+          </w:rPr>
+          <w:rPr>
+            <w:color w:val="0000EE"/>
+            <w:u w:val="single"/>
+          </w:rPr>
+          <w:t>王</w:t>
+        </w:r>
+      </w:hyperlink>
       <w:r>
         <w:rPr>
           <w:lang w:val="zh_CN" w:bidi="zh_CN"/>
         </w:rPr>
         <w:t>为主；</w:t>
       </w:r>
-      <w:r>
-        <w:rPr>
-          <w:lang w:val="zh_CN" w:bidi="zh_CN"/>
-        </w:rPr>
-        <w:t>奴隶</w:t>
-      </w:r>
-      <w:r>
-        <w:rPr>
-          <w:lang w:val="zh_CN" w:bidi="zh_CN"/>
-        </w:rPr>
-        <w:t>称他们的主人为主；有时一个妻子称她的丈夫为主。</w:t>
+      <w:hyperlink r:id="rId15">
+        <w:r>
+          <w:rPr>
+            <w:lang w:val="zh_CN" w:bidi="zh_CN"/>
+          </w:rPr>
+          <w:rPr>
+            <w:color w:val="0000EE"/>
+            <w:u w:val="single"/>
+          </w:rPr>
+          <w:t>奴隶</w:t>
+        </w:r>
+      </w:hyperlink>
+      <w:r>
+        <w:rPr>
+          <w:lang w:val="zh_CN" w:bidi="zh_CN"/>
+        </w:rPr>
+        <w:t>称他们的</w:t>
+      </w:r>
+      <w:hyperlink r:id="rId16">
+        <w:r>
+          <w:rPr>
+            <w:lang w:val="zh_CN" w:bidi="zh_CN"/>
+          </w:rPr>
+          <w:rPr>
+            <w:color w:val="0000EE"/>
+            <w:u w:val="single"/>
+          </w:rPr>
+          <w:t>主人</w:t>
+        </w:r>
+      </w:hyperlink>
+      <w:r>
+        <w:rPr>
+          <w:lang w:val="zh_CN" w:bidi="zh_CN"/>
+        </w:rPr>
+        <w:t>为主；有时一个妻子称她的丈夫为主。</w:t>
       </w:r>
     </w:p>
     <w:p>
@@ -288,12 +324,18 @@
         </w:rPr>
         <w:t>在新约中，当</w:t>
       </w:r>
-      <w:r>
-        <w:rPr>
-          <w:lang w:val="zh_CN" w:bidi="zh_CN"/>
-        </w:rPr>
-        <w:t>以色列</w:t>
-      </w:r>
+      <w:hyperlink r:id="rId17">
+        <w:r>
+          <w:rPr>
+            <w:lang w:val="zh_CN" w:bidi="zh_CN"/>
+          </w:rPr>
+          <w:rPr>
+            <w:color w:val="0000EE"/>
+            <w:u w:val="single"/>
+          </w:rPr>
+          <w:t>以色列</w:t>
+        </w:r>
+      </w:hyperlink>
       <w:r>
         <w:rPr>
           <w:lang w:val="zh_CN" w:bidi="zh_CN"/>
@@ -314,12 +356,18 @@
         </w:rPr>
         <w:t>当耶稣</w:t>
       </w:r>
-      <w:r>
-        <w:rPr>
-          <w:lang w:val="zh_CN" w:bidi="zh_CN"/>
-        </w:rPr>
-        <w:t>复活</w:t>
-      </w:r>
+      <w:hyperlink r:id="rId18">
+        <w:r>
+          <w:rPr>
+            <w:lang w:val="zh_CN" w:bidi="zh_CN"/>
+          </w:rPr>
+          <w:rPr>
+            <w:color w:val="0000EE"/>
+            <w:u w:val="single"/>
+          </w:rPr>
+          <w:t>复活</w:t>
+        </w:r>
+      </w:hyperlink>
       <w:r>
         <w:rPr>
           <w:lang w:val="zh_CN" w:bidi="zh_CN"/>
@@ -430,12 +478,18 @@
         </w:rPr>
         <w:t>指的是神自己。 这是</w:t>
       </w:r>
-      <w:r>
-        <w:rPr>
-          <w:lang w:val="zh_CN" w:bidi="zh_CN"/>
-        </w:rPr>
-        <w:t>犹太人</w:t>
-      </w:r>
+      <w:hyperlink r:id="rId19">
+        <w:r>
+          <w:rPr>
+            <w:lang w:val="zh_CN" w:bidi="zh_CN"/>
+          </w:rPr>
+          <w:rPr>
+            <w:color w:val="0000EE"/>
+            <w:u w:val="single"/>
+          </w:rPr>
+          <w:t>犹太人</w:t>
+        </w:r>
+      </w:hyperlink>
       <w:r>
         <w:rPr>
           <w:lang w:val="zh_CN" w:bidi="zh_CN"/>
@@ -505,24 +559,54 @@
           <w:lang w:val="zh_CN" w:bidi="zh_CN"/>
         </w:rPr>
       </w:r>
-      <w:r>
-        <w:rPr>
-          <w:lang w:val="zh_CN" w:bidi="zh_CN"/>
-        </w:rPr>
-        <w:t>犹太人</w:t>
-      </w:r>
-      <w:r>
-        <w:rPr>
-          <w:lang w:val="zh_CN" w:bidi="zh_CN"/>
-        </w:rPr>
-        <w:t>每年都会庆祝一个特别的节日，他们称之为"住棚节"或"帐篷节"。 在这个节日期间，犹太人在他们的花园或房屋的屋顶上建造棚子或帐篷，并在这些帐篷中生活七天。 这提醒人们，很久以前，在摩西时代，神将他们的祖先从埃及解放出来，他们曾在</w:t>
-      </w:r>
-      <w:r>
-        <w:rPr>
-          <w:lang w:val="zh_CN" w:bidi="zh_CN"/>
-        </w:rPr>
-        <w:t>旷野</w:t>
-      </w:r>
+      <w:hyperlink r:id="rId19">
+        <w:r>
+          <w:rPr>
+            <w:lang w:val="zh_CN" w:bidi="zh_CN"/>
+          </w:rPr>
+          <w:rPr>
+            <w:color w:val="0000EE"/>
+            <w:u w:val="single"/>
+          </w:rPr>
+          <w:t>犹太人</w:t>
+        </w:r>
+      </w:hyperlink>
+      <w:r>
+        <w:rPr>
+          <w:lang w:val="zh_CN" w:bidi="zh_CN"/>
+        </w:rPr>
+        <w:t>每年都会庆祝一个特别的节日，他们称之为"住棚节"或"</w:t>
+      </w:r>
+      <w:hyperlink r:id="rId20">
+        <w:r>
+          <w:rPr>
+            <w:lang w:val="zh_CN" w:bidi="zh_CN"/>
+          </w:rPr>
+          <w:rPr>
+            <w:color w:val="0000EE"/>
+            <w:u w:val="single"/>
+          </w:rPr>
+          <w:t>帐篷节</w:t>
+        </w:r>
+      </w:hyperlink>
+      <w:r>
+        <w:rPr>
+          <w:lang w:val="zh_CN" w:bidi="zh_CN"/>
+        </w:rPr>
+        <w:t>"。 在这个节日期间，犹太人在他们的花园或房屋的屋顶上建造棚子或帐篷，并在这些帐篷中生活七天。 这提醒人们，很久以前，在摩西时代，神将他们的祖先从埃及解放出来，他们曾在</w:t>
+      </w:r>
+      <w:hyperlink r:id="rId21">
+        <w:r>
+          <w:rPr>
+            <w:lang w:val="zh_CN" w:bidi="zh_CN"/>
+          </w:rPr>
+          <w:rPr>
+            <w:color w:val="0000EE"/>
+            <w:u w:val="single"/>
+          </w:rPr>
+          <w:t>旷野</w:t>
+        </w:r>
+      </w:hyperlink>
       <w:r>
         <w:rPr>
           <w:lang w:val="zh_CN" w:bidi="zh_CN"/>
@@ -617,12 +701,18 @@
         </w:rPr>
         <w:t>的话时，他们是在</w:t>
       </w:r>
-      <w:r>
-        <w:rPr>
-          <w:lang w:val="zh_CN" w:bidi="zh_CN"/>
-        </w:rPr>
-        <w:t>祷告</w:t>
-      </w:r>
+      <w:hyperlink r:id="rId22">
+        <w:r>
+          <w:rPr>
+            <w:lang w:val="zh_CN" w:bidi="zh_CN"/>
+          </w:rPr>
+          <w:rPr>
+            <w:color w:val="0000EE"/>
+            <w:u w:val="single"/>
+          </w:rPr>
+          <w:t>祷告</w:t>
+        </w:r>
+      </w:hyperlink>
       <w:r>
         <w:rPr>
           <w:lang w:val="zh_CN" w:bidi="zh_CN"/>
@@ -641,7 +731,25 @@
         <w:rPr>
           <w:lang w:val="zh_CN" w:bidi="zh_CN"/>
         </w:rPr>
-        <w:t>当人们祝福神时，这意味着他们是在敬拜神，并为祂的良善和祝福而感恩。</w:t>
+        <w:t>当人们祝福神时，这意味着他们是在</w:t>
+      </w:r>
+      <w:hyperlink r:id="rId23">
+        <w:r>
+          <w:rPr>
+            <w:lang w:val="zh_CN" w:bidi="zh_CN"/>
+          </w:rPr>
+          <w:rPr>
+            <w:color w:val="0000EE"/>
+            <w:u w:val="single"/>
+          </w:rPr>
+          <w:t>敬拜</w:t>
+        </w:r>
+      </w:hyperlink>
+      <w:r>
+        <w:rPr>
+          <w:lang w:val="zh_CN" w:bidi="zh_CN"/>
+        </w:rPr>
+        <w:t>神，并为祂的良善和祝福而感恩。</w:t>
       </w:r>
     </w:p>
     <w:p>
@@ -698,17 +806,59 @@
         </w:rPr>
         <w:t>祝福的反面是</w:t>
       </w:r>
-      <w:r>
-        <w:rPr>
-          <w:lang w:val="zh_CN" w:bidi="zh_CN"/>
-        </w:rPr>
-        <w:t>咒诅</w:t>
-      </w:r>
-      <w:r>
-        <w:rPr>
-          <w:lang w:val="zh_CN" w:bidi="zh_CN"/>
-        </w:rPr>
-        <w:t>。藉著摩西，神告诉以色列人，如果他们遵守神的诫命，神就会祝福他们。但是如果他们不顺服神，神就会咒诅他们。神不保守那些被咒诅的人，那些被咒诅的人不会与神保持良好的关系。</w:t>
+      <w:hyperlink r:id="rId24">
+        <w:r>
+          <w:rPr>
+            <w:lang w:val="zh_CN" w:bidi="zh_CN"/>
+          </w:rPr>
+          <w:rPr>
+            <w:color w:val="0000EE"/>
+            <w:u w:val="single"/>
+          </w:rPr>
+          <w:t>咒诅</w:t>
+        </w:r>
+      </w:hyperlink>
+      <w:r>
+        <w:rPr>
+          <w:lang w:val="zh_CN" w:bidi="zh_CN"/>
+        </w:rPr>
+        <w:t>。藉著摩西，神告诉</w:t>
+      </w:r>
+      <w:hyperlink r:id="rId25">
+        <w:r>
+          <w:rPr>
+            <w:lang w:val="zh_CN" w:bidi="zh_CN"/>
+          </w:rPr>
+          <w:rPr>
+            <w:color w:val="0000EE"/>
+            <w:u w:val="single"/>
+          </w:rPr>
+          <w:t>以色列人</w:t>
+        </w:r>
+      </w:hyperlink>
+      <w:r>
+        <w:rPr>
+          <w:lang w:val="zh_CN" w:bidi="zh_CN"/>
+        </w:rPr>
+        <w:t>，如果他们遵守神的诫命，神就会祝福他们。但是如果他们不顺服神，神就会咒诅他们。神不保守那些被咒诅的人，那些被咒诅的人不会与神保持良好的</w:t>
+      </w:r>
+      <w:hyperlink r:id="rId26">
+        <w:r>
+          <w:rPr>
+            <w:lang w:val="zh_CN" w:bidi="zh_CN"/>
+          </w:rPr>
+          <w:rPr>
+            <w:color w:val="0000EE"/>
+            <w:u w:val="single"/>
+          </w:rPr>
+          <w:t>关系</w:t>
+        </w:r>
+      </w:hyperlink>
+      <w:r>
+        <w:rPr>
+          <w:lang w:val="zh_CN" w:bidi="zh_CN"/>
+        </w:rPr>
+        <w:t>。</w:t>
       </w:r>
       <w:r>
         <w:rPr>
